--- a/Module 7 Team Contract.docx
+++ b/Module 7 Team Contract.docx
@@ -9,7 +9,7 @@
           <w:b/>
         </w:rPr>
       </w:pPr>
-      <w:bookmarkStart w:name="_heading=h.3worbyoeh7pv" w:colFirst="0" w:colLast="0" w:id="0"/>
+      <w:bookmarkStart w:id="0" w:name="_heading=h.3worbyoeh7pv" w:colFirst="0" w:colLast="0"/>
       <w:bookmarkEnd w:id="0"/>
       <w:r>
         <w:rPr>
@@ -18,37 +18,52 @@
         <w:t>Module 7 Project Team Contract</w:t>
       </w:r>
     </w:p>
-    <w:p w14:noSpellErr="1">
-      <w:pPr>
-        <w:rPr>
-          <w:i w:val="1"/>
-          <w:iCs w:val="1"/>
+    <w:p>
+      <w:pPr>
+        <w:rPr>
+          <w:i/>
+          <w:iCs/>
           <w:lang w:val="en-US"/>
         </w:rPr>
       </w:pPr>
       <w:r>
         <w:rPr>
-          <w:i w:val="1"/>
-          <w:iCs w:val="1"/>
+          <w:i/>
+          <w:iCs/>
           <w:lang w:val="en-US"/>
         </w:rPr>
-        <w:t xml:space="preserve">Please meet with your team to discuss how you will work together as a team, sign this form (just typing your name is fine), and have one team member </w:t>
-      </w:r>
-      <w:r>
-        <w:rPr>
-          <w:i w:val="1"/>
-          <w:iCs w:val="1"/>
+        <w:t>Please meet with your team to discuss how you will work together as a team, sign this form (just typing your name is fine), and have one team member submit for your team.</w:t>
+      </w:r>
+    </w:p>
+    <w:p>
+      <w:pPr>
+        <w:rPr>
+          <w:i/>
+        </w:rPr>
+      </w:pPr>
+    </w:p>
+    <w:p>
+      <w:pPr>
+        <w:rPr>
+          <w:i/>
+        </w:rPr>
+      </w:pPr>
+    </w:p>
+    <w:p>
+      <w:pPr>
+        <w:rPr>
+          <w:b/>
+          <w:bCs/>
           <w:lang w:val="en-US"/>
         </w:rPr>
-        <w:t>submit</w:t>
-      </w:r>
-      <w:r>
-        <w:rPr>
-          <w:i w:val="1"/>
-          <w:iCs w:val="1"/>
+      </w:pPr>
+      <w:r>
+        <w:rPr>
+          <w:b/>
+          <w:bCs/>
           <w:lang w:val="en-US"/>
         </w:rPr>
-        <w:t xml:space="preserve"> for your team.</w:t>
+        <w:t>Add an X next to the option or options that apply to your team.</w:t>
       </w:r>
     </w:p>
     <w:p>
@@ -59,164 +74,75 @@
       </w:pPr>
     </w:p>
     <w:p>
-      <w:pPr>
+      <w:r>
+        <w:t>We as a team agree to the following:</w:t>
+      </w:r>
+    </w:p>
+    <w:p/>
+    <w:p>
+      <w:r>
+        <w:t>We will meet:</w:t>
+      </w:r>
+    </w:p>
+    <w:p>
+      <w:r>
+        <w:t>____ Once per week</w:t>
+      </w:r>
+    </w:p>
+    <w:p>
+      <w:r>
+        <w:t>____ Twice per week</w:t>
+      </w:r>
+    </w:p>
+    <w:p>
+      <w:r>
+        <w:t>____ Other, explain: ___________</w:t>
+      </w:r>
+    </w:p>
+    <w:p/>
+    <w:p>
+      <w:r>
+        <w:t>We meet:</w:t>
+      </w:r>
+    </w:p>
+    <w:p>
+      <w:pPr>
+        <w:rPr>
+          <w:lang w:val="en-US"/>
+        </w:rPr>
+      </w:pPr>
+      <w:r>
+        <w:rPr>
+          <w:lang w:val="en-US"/>
+        </w:rPr>
+        <w:t xml:space="preserve">____ On certain day(s) of the week:   M.   T.   W.   Th.   F.   Sa.  Su </w:t>
+      </w:r>
+      <w:r>
         <w:rPr>
           <w:i/>
-        </w:rPr>
-      </w:pPr>
-    </w:p>
-    <w:p w14:noSpellErr="1">
-      <w:pPr>
-        <w:rPr>
-          <w:b w:val="1"/>
-          <w:bCs w:val="1"/>
+          <w:iCs/>
           <w:lang w:val="en-US"/>
         </w:rPr>
-      </w:pPr>
-      <w:r>
-        <w:rPr>
-          <w:b w:val="1"/>
-          <w:bCs w:val="1"/>
+        <w:t>(circle one or more)</w:t>
+      </w:r>
+      <w:r>
+        <w:rPr>
           <w:lang w:val="en-US"/>
         </w:rPr>
-        <w:t xml:space="preserve">Add an X next to the </w:t>
-      </w:r>
-      <w:r>
-        <w:rPr>
-          <w:b w:val="1"/>
-          <w:bCs w:val="1"/>
+        <w:t xml:space="preserve">.  </w:t>
+      </w:r>
+    </w:p>
+    <w:p>
+      <w:r>
+        <w:rPr>
           <w:lang w:val="en-US"/>
         </w:rPr>
-        <w:t>option</w:t>
-      </w:r>
-      <w:r>
-        <w:rPr>
-          <w:b w:val="1"/>
-          <w:bCs w:val="1"/>
-          <w:lang w:val="en-US"/>
-        </w:rPr>
-        <w:t xml:space="preserve"> or options that apply to your team.</w:t>
-      </w:r>
-    </w:p>
-    <w:p>
-      <w:pPr>
+        <w:t xml:space="preserve">____ At ______time of day </w:t>
+      </w:r>
+      <w:r>
         <w:rPr>
           <w:i/>
-        </w:rPr>
-      </w:pPr>
-    </w:p>
-    <w:p>
-      <w:r>
-        <w:t>We as a team agree to the following:</w:t>
-      </w:r>
-    </w:p>
-    <w:p/>
-    <w:p>
-      <w:r>
-        <w:t>We will meet:</w:t>
-      </w:r>
-    </w:p>
-    <w:p>
-      <w:r>
-        <w:t>____ Once per week</w:t>
-      </w:r>
-    </w:p>
-    <w:p>
-      <w:r>
-        <w:t>____ Twice per week</w:t>
-      </w:r>
-    </w:p>
-    <w:p>
-      <w:r>
-        <w:t>____ Other, explain: ___________</w:t>
-      </w:r>
-    </w:p>
-    <w:p/>
-    <w:p>
-      <w:r>
-        <w:t>We meet:</w:t>
-      </w:r>
-    </w:p>
-    <w:p w14:noSpellErr="1">
-      <w:pPr>
-        <w:rPr>
-          <w:lang w:val="en-US"/>
-        </w:rPr>
-      </w:pPr>
-      <w:r>
-        <w:rPr>
-          <w:lang w:val="en-US"/>
-        </w:rPr>
-        <w:t xml:space="preserve">____ On certain day(s) of the week:   </w:t>
-      </w:r>
-      <w:r>
-        <w:rPr>
-          <w:lang w:val="en-US"/>
-        </w:rPr>
-        <w:t xml:space="preserve">M.  </w:t>
-      </w:r>
-      <w:r>
-        <w:rPr>
-          <w:lang w:val="en-US"/>
-        </w:rPr>
-        <w:t xml:space="preserve"> T.   W.   </w:t>
-      </w:r>
-      <w:r>
-        <w:rPr>
-          <w:lang w:val="en-US"/>
-        </w:rPr>
-        <w:t xml:space="preserve">Th.  </w:t>
-      </w:r>
-      <w:r>
-        <w:rPr>
-          <w:lang w:val="en-US"/>
-        </w:rPr>
-        <w:t xml:space="preserve"> F.   Sa</w:t>
-      </w:r>
-      <w:r>
-        <w:rPr>
-          <w:lang w:val="en-US"/>
-        </w:rPr>
-        <w:t xml:space="preserve">.  </w:t>
-      </w:r>
-      <w:r>
-        <w:rPr>
-          <w:lang w:val="en-US"/>
-        </w:rPr>
-        <w:t xml:space="preserve">Su </w:t>
-      </w:r>
-      <w:r>
-        <w:rPr>
-          <w:i w:val="1"/>
-          <w:iCs w:val="1"/>
-          <w:lang w:val="en-US"/>
-        </w:rPr>
-        <w:t>(circle one or more)</w:t>
-      </w:r>
-      <w:r>
-        <w:rPr>
-          <w:lang w:val="en-US"/>
-        </w:rPr>
-        <w:t xml:space="preserve">.  </w:t>
-      </w:r>
-    </w:p>
-    <w:p w14:noSpellErr="1">
-      <w:r>
-        <w:rPr>
-          <w:lang w:val="en-US"/>
-        </w:rPr>
-        <w:t>____ At ______</w:t>
-      </w:r>
-      <w:r>
-        <w:rPr>
-          <w:lang w:val="en-US"/>
-        </w:rPr>
-        <w:t xml:space="preserve">time of day </w:t>
-      </w:r>
-      <w:r>
-        <w:rPr>
-          <w:i w:val="1"/>
-          <w:iCs w:val="1"/>
+          <w:iCs/>
           <w:lang w:val="en-US"/>
         </w:rPr>
         <w:t>(insert time and include time zones)</w:t>
@@ -365,7 +291,7 @@
     <w:p>
       <w:pPr>
         <w:rPr>
-          <w:rFonts w:ascii="Dancing Script" w:hAnsi="Dancing Script" w:eastAsia="Dancing Script" w:cs="Dancing Script"/>
+          <w:rFonts w:ascii="Dancing Script" w:eastAsia="Dancing Script" w:hAnsi="Dancing Script" w:cs="Dancing Script"/>
         </w:rPr>
       </w:pPr>
       <w:r>
@@ -373,7 +299,7 @@
       </w:r>
       <w:r>
         <w:rPr>
-          <w:rFonts w:ascii="Lobster" w:hAnsi="Lobster" w:eastAsia="Lobster" w:cs="Lobster"/>
+          <w:rFonts w:ascii="Lobster" w:eastAsia="Lobster" w:hAnsi="Lobster" w:cs="Lobster"/>
         </w:rPr>
         <w:t xml:space="preserve"> </w:t>
       </w:r>
@@ -381,7 +307,7 @@
     <w:p>
       <w:pPr>
         <w:rPr>
-          <w:rFonts w:ascii="Dancing Script" w:hAnsi="Dancing Script" w:eastAsia="Dancing Script" w:cs="Dancing Script"/>
+          <w:rFonts w:ascii="Dancing Script" w:eastAsia="Dancing Script" w:hAnsi="Dancing Script" w:cs="Dancing Script"/>
         </w:rPr>
       </w:pPr>
       <w:r>
@@ -397,7 +323,7 @@
     <w:p>
       <w:pPr>
         <w:rPr>
-          <w:rFonts w:ascii="Dancing Script" w:hAnsi="Dancing Script" w:eastAsia="Dancing Script" w:cs="Dancing Script"/>
+          <w:rFonts w:ascii="Dancing Script" w:eastAsia="Dancing Script" w:hAnsi="Dancing Script" w:cs="Dancing Script"/>
         </w:rPr>
       </w:pPr>
       <w:r>
@@ -418,7 +344,7 @@
     <w:p>
       <w:pPr>
         <w:rPr>
-          <w:rFonts w:ascii="Dancing Script" w:hAnsi="Dancing Script" w:eastAsia="Dancing Script" w:cs="Dancing Script"/>
+          <w:rFonts w:ascii="Dancing Script" w:eastAsia="Dancing Script" w:hAnsi="Dancing Script" w:cs="Dancing Script"/>
         </w:rPr>
       </w:pPr>
       <w:r>
@@ -433,8 +359,8 @@
     <w:p/>
     <w:p/>
     <w:sectPr>
-      <w:headerReference w:type="default" r:id="rId7"/>
-      <w:pgSz w:w="12240" w:h="15840" w:orient="portrait"/>
+      <w:headerReference w:type="default" r:id="rId10"/>
+      <w:pgSz w:w="12240" w:h="15840"/>
       <w:pgMar w:top="1440" w:right="1440" w:bottom="1440" w:left="1440" w:header="720" w:footer="720" w:gutter="0"/>
       <w:pgNumType w:start="1"/>
       <w:cols w:space="720"/>
@@ -494,7 +420,7 @@
 </file>
 
 <file path=word/header1.xml><?xml version="1.0" encoding="utf-8"?>
-<w:hdr xmlns:wpc="http://schemas.microsoft.com/office/word/2010/wordprocessingCanvas" xmlns:cx="http://schemas.microsoft.com/office/drawing/2014/chartex" xmlns:cx1="http://schemas.microsoft.com/office/drawing/2015/9/8/chartex" xmlns:cx2="http://schemas.microsoft.com/office/drawing/2015/10/21/chartex" xmlns:cx3="http://schemas.microsoft.com/office/drawing/2016/5/9/chartex" xmlns:cx4="http://schemas.microsoft.com/office/drawing/2016/5/10/chartex" xmlns:cx5="http://schemas.microsoft.com/office/drawing/2016/5/11/chartex" xmlns:cx6="http://schemas.microsoft.com/office/drawing/2016/5/12/chartex" xmlns:cx7="http://schemas.microsoft.com/office/drawing/2016/5/13/chartex" xmlns:cx8="http://schemas.microsoft.com/office/drawing/2016/5/14/chartex" xmlns:mc="http://schemas.openxmlformats.org/markup-compatibility/2006" xmlns:aink="http://schemas.microsoft.com/office/drawing/2016/ink" xmlns:am3d="http://schemas.microsoft.com/office/drawing/2017/model3d" xmlns:o="urn:schemas-microsoft-com:office:office" xmlns:oel="http://schemas.microsoft.com/office/2019/extlst" xmlns:r="http://schemas.openxmlformats.org/officeDocument/2006/relationships" xmlns:m="http://schemas.openxmlformats.org/officeDocument/2006/math" xmlns:v="urn:schemas-microsoft-com:vml" xmlns:wp14="http://schemas.microsoft.com/office/word/2010/wordprocessingDrawing" xmlns:wp="http://schemas.openxmlformats.org/drawingml/2006/wordprocessingDrawing" xmlns:w10="urn:schemas-microsoft-com:office:word" xmlns:w="http://schemas.openxmlformats.org/wordprocessingml/2006/main" xmlns:w14="http://schemas.microsoft.com/office/word/2010/wordml" xmlns:w15="http://schemas.microsoft.com/office/word/2012/wordml" xmlns:w16cex="http://schemas.microsoft.com/office/word/2018/wordml/cex" xmlns:w16cid="http://schemas.microsoft.com/office/word/2016/wordml/cid" xmlns:w16="http://schemas.microsoft.com/office/word/2018/wordml" xmlns:w16du="http://schemas.microsoft.com/office/word/2023/wordml/word16du" xmlns:w16sdtdh="http://schemas.microsoft.com/office/word/2020/wordml/sdtdatahash" xmlns:w16sdtfl="http://schemas.microsoft.com/office/word/2024/wordml/sdtformatlock" xmlns:w16se="http://schemas.microsoft.com/office/word/2015/wordml/symex" xmlns:wpg="http://schemas.microsoft.com/office/word/2010/wordprocessingGroup" xmlns:wpi="http://schemas.microsoft.com/office/word/2010/wordprocessingInk" xmlns:wne="http://schemas.microsoft.com/office/word/2006/wordml" xmlns:wps="http://schemas.microsoft.com/office/word/2010/wordprocessingShape" xmlns:a="http://schemas.openxmlformats.org/drawingml/2006/main" xmlns:pic="http://schemas.openxmlformats.org/drawingml/2006/picture" mc:Ignorable="w14 w15 w16se w16cid w16 w16cex w16sdtdh w16sdtfl w16du wp14">
+<w:hdr xmlns:wpc="http://schemas.microsoft.com/office/word/2010/wordprocessingCanvas" xmlns:cx="http://schemas.microsoft.com/office/drawing/2014/chartex" xmlns:cx1="http://schemas.microsoft.com/office/drawing/2015/9/8/chartex" xmlns:cx2="http://schemas.microsoft.com/office/drawing/2015/10/21/chartex" xmlns:cx3="http://schemas.microsoft.com/office/drawing/2016/5/9/chartex" xmlns:cx4="http://schemas.microsoft.com/office/drawing/2016/5/10/chartex" xmlns:cx5="http://schemas.microsoft.com/office/drawing/2016/5/11/chartex" xmlns:cx6="http://schemas.microsoft.com/office/drawing/2016/5/12/chartex" xmlns:cx7="http://schemas.microsoft.com/office/drawing/2016/5/13/chartex" xmlns:cx8="http://schemas.microsoft.com/office/drawing/2016/5/14/chartex" xmlns:mc="http://schemas.openxmlformats.org/markup-compatibility/2006" xmlns:aink="http://schemas.microsoft.com/office/drawing/2016/ink" xmlns:am3d="http://schemas.microsoft.com/office/drawing/2017/model3d" xmlns:o="urn:schemas-microsoft-com:office:office" xmlns:oel="http://schemas.microsoft.com/office/2019/extlst" xmlns:r="http://schemas.openxmlformats.org/officeDocument/2006/relationships" xmlns:m="http://schemas.openxmlformats.org/officeDocument/2006/math" xmlns:v="urn:schemas-microsoft-com:vml" xmlns:wp14="http://schemas.microsoft.com/office/word/2010/wordprocessingDrawing" xmlns:wp="http://schemas.openxmlformats.org/drawingml/2006/wordprocessingDrawing" xmlns:w10="urn:schemas-microsoft-com:office:word" xmlns:w="http://schemas.openxmlformats.org/wordprocessingml/2006/main" xmlns:w14="http://schemas.microsoft.com/office/word/2010/wordml" xmlns:w15="http://schemas.microsoft.com/office/word/2012/wordml" xmlns:w16cex="http://schemas.microsoft.com/office/word/2018/wordml/cex" xmlns:w16cid="http://schemas.microsoft.com/office/word/2016/wordml/cid" xmlns:w16="http://schemas.microsoft.com/office/word/2018/wordml" xmlns:w16du="http://schemas.microsoft.com/office/word/2023/wordml/word16du" xmlns:w16sdtdh="http://schemas.microsoft.com/office/word/2020/wordml/sdtdatahash" xmlns:w16sdtfl="http://schemas.microsoft.com/office/word/2024/wordml/sdtformatlock" xmlns:w16se="http://schemas.microsoft.com/office/word/2015/wordml/symex" xmlns:wpg="http://schemas.microsoft.com/office/word/2010/wordprocessingGroup" xmlns:wpi="http://schemas.microsoft.com/office/word/2010/wordprocessingInk" xmlns:wne="http://schemas.microsoft.com/office/word/2006/wordml" xmlns:wps="http://schemas.microsoft.com/office/word/2010/wordprocessingShape" mc:Ignorable="w14 w15 w16se w16cid w16 w16cex w16sdtdh w16sdtfl w16du wp14">
   <w:p>
     <w:pPr>
       <w:widowControl w:val="0"/>
@@ -550,7 +476,7 @@
   <w:docDefaults>
     <w:rPrDefault>
       <w:rPr>
-        <w:rFonts w:ascii="Calibri" w:hAnsi="Calibri" w:eastAsia="Calibri" w:cs="Calibri"/>
+        <w:rFonts w:ascii="Calibri" w:eastAsia="Calibri" w:hAnsi="Calibri" w:cs="Calibri"/>
         <w:sz w:val="22"/>
         <w:szCs w:val="22"/>
         <w:lang w:val="en" w:eastAsia="en-US" w:bidi="ar-SA"/>
@@ -565,14 +491,14 @@
   <w:latentStyles w:defLockedState="0" w:defUIPriority="99" w:defSemiHidden="0" w:defUnhideWhenUsed="0" w:defQFormat="0" w:count="376">
     <w:lsdException w:name="Normal" w:uiPriority="0" w:qFormat="1"/>
     <w:lsdException w:name="heading 1" w:uiPriority="9" w:qFormat="1"/>
-    <w:lsdException w:name="heading 2" w:uiPriority="9" w:semiHidden="1" w:unhideWhenUsed="1" w:qFormat="1"/>
-    <w:lsdException w:name="heading 3" w:uiPriority="9" w:semiHidden="1" w:unhideWhenUsed="1" w:qFormat="1"/>
-    <w:lsdException w:name="heading 4" w:uiPriority="9" w:semiHidden="1" w:unhideWhenUsed="1" w:qFormat="1"/>
-    <w:lsdException w:name="heading 5" w:uiPriority="9" w:semiHidden="1" w:unhideWhenUsed="1" w:qFormat="1"/>
-    <w:lsdException w:name="heading 6" w:uiPriority="9" w:semiHidden="1" w:unhideWhenUsed="1" w:qFormat="1"/>
-    <w:lsdException w:name="heading 7" w:uiPriority="9" w:semiHidden="1" w:unhideWhenUsed="1" w:qFormat="1"/>
-    <w:lsdException w:name="heading 8" w:uiPriority="9" w:semiHidden="1" w:unhideWhenUsed="1" w:qFormat="1"/>
-    <w:lsdException w:name="heading 9" w:uiPriority="9" w:semiHidden="1" w:unhideWhenUsed="1" w:qFormat="1"/>
+    <w:lsdException w:name="heading 2" w:semiHidden="1" w:uiPriority="9" w:unhideWhenUsed="1" w:qFormat="1"/>
+    <w:lsdException w:name="heading 3" w:semiHidden="1" w:uiPriority="9" w:unhideWhenUsed="1" w:qFormat="1"/>
+    <w:lsdException w:name="heading 4" w:semiHidden="1" w:uiPriority="9" w:unhideWhenUsed="1" w:qFormat="1"/>
+    <w:lsdException w:name="heading 5" w:semiHidden="1" w:uiPriority="9" w:unhideWhenUsed="1" w:qFormat="1"/>
+    <w:lsdException w:name="heading 6" w:semiHidden="1" w:uiPriority="9" w:unhideWhenUsed="1" w:qFormat="1"/>
+    <w:lsdException w:name="heading 7" w:semiHidden="1" w:uiPriority="9" w:unhideWhenUsed="1" w:qFormat="1"/>
+    <w:lsdException w:name="heading 8" w:semiHidden="1" w:uiPriority="9" w:unhideWhenUsed="1" w:qFormat="1"/>
+    <w:lsdException w:name="heading 9" w:semiHidden="1" w:uiPriority="9" w:unhideWhenUsed="1" w:qFormat="1"/>
     <w:lsdException w:name="index 1" w:semiHidden="1" w:unhideWhenUsed="1"/>
     <w:lsdException w:name="index 2" w:semiHidden="1" w:unhideWhenUsed="1"/>
     <w:lsdException w:name="index 3" w:semiHidden="1" w:unhideWhenUsed="1"/>
@@ -582,22 +508,22 @@
     <w:lsdException w:name="index 7" w:semiHidden="1" w:unhideWhenUsed="1"/>
     <w:lsdException w:name="index 8" w:semiHidden="1" w:unhideWhenUsed="1"/>
     <w:lsdException w:name="index 9" w:semiHidden="1" w:unhideWhenUsed="1"/>
-    <w:lsdException w:name="toc 1" w:uiPriority="39" w:semiHidden="1" w:unhideWhenUsed="1"/>
-    <w:lsdException w:name="toc 2" w:uiPriority="39" w:semiHidden="1" w:unhideWhenUsed="1"/>
-    <w:lsdException w:name="toc 3" w:uiPriority="39" w:semiHidden="1" w:unhideWhenUsed="1"/>
-    <w:lsdException w:name="toc 4" w:uiPriority="39" w:semiHidden="1" w:unhideWhenUsed="1"/>
-    <w:lsdException w:name="toc 5" w:uiPriority="39" w:semiHidden="1" w:unhideWhenUsed="1"/>
-    <w:lsdException w:name="toc 6" w:uiPriority="39" w:semiHidden="1" w:unhideWhenUsed="1"/>
-    <w:lsdException w:name="toc 7" w:uiPriority="39" w:semiHidden="1" w:unhideWhenUsed="1"/>
-    <w:lsdException w:name="toc 8" w:uiPriority="39" w:semiHidden="1" w:unhideWhenUsed="1"/>
-    <w:lsdException w:name="toc 9" w:uiPriority="39" w:semiHidden="1" w:unhideWhenUsed="1"/>
+    <w:lsdException w:name="toc 1" w:semiHidden="1" w:uiPriority="39" w:unhideWhenUsed="1"/>
+    <w:lsdException w:name="toc 2" w:semiHidden="1" w:uiPriority="39" w:unhideWhenUsed="1"/>
+    <w:lsdException w:name="toc 3" w:semiHidden="1" w:uiPriority="39" w:unhideWhenUsed="1"/>
+    <w:lsdException w:name="toc 4" w:semiHidden="1" w:uiPriority="39" w:unhideWhenUsed="1"/>
+    <w:lsdException w:name="toc 5" w:semiHidden="1" w:uiPriority="39" w:unhideWhenUsed="1"/>
+    <w:lsdException w:name="toc 6" w:semiHidden="1" w:uiPriority="39" w:unhideWhenUsed="1"/>
+    <w:lsdException w:name="toc 7" w:semiHidden="1" w:uiPriority="39" w:unhideWhenUsed="1"/>
+    <w:lsdException w:name="toc 8" w:semiHidden="1" w:uiPriority="39" w:unhideWhenUsed="1"/>
+    <w:lsdException w:name="toc 9" w:semiHidden="1" w:uiPriority="39" w:unhideWhenUsed="1"/>
     <w:lsdException w:name="Normal Indent" w:semiHidden="1" w:unhideWhenUsed="1"/>
     <w:lsdException w:name="footnote text" w:semiHidden="1" w:unhideWhenUsed="1"/>
     <w:lsdException w:name="annotation text" w:semiHidden="1" w:unhideWhenUsed="1"/>
     <w:lsdException w:name="header" w:semiHidden="1" w:unhideWhenUsed="1"/>
     <w:lsdException w:name="footer" w:semiHidden="1" w:unhideWhenUsed="1"/>
     <w:lsdException w:name="index heading" w:semiHidden="1" w:unhideWhenUsed="1"/>
-    <w:lsdException w:name="caption" w:uiPriority="35" w:semiHidden="1" w:unhideWhenUsed="1" w:qFormat="1"/>
+    <w:lsdException w:name="caption" w:semiHidden="1" w:uiPriority="35" w:unhideWhenUsed="1" w:qFormat="1"/>
     <w:lsdException w:name="table of figures" w:semiHidden="1" w:unhideWhenUsed="1"/>
     <w:lsdException w:name="envelope address" w:semiHidden="1" w:unhideWhenUsed="1"/>
     <w:lsdException w:name="envelope return" w:semiHidden="1" w:unhideWhenUsed="1"/>
@@ -628,7 +554,7 @@
     <w:lsdException w:name="Title" w:uiPriority="10" w:qFormat="1"/>
     <w:lsdException w:name="Closing" w:semiHidden="1" w:unhideWhenUsed="1"/>
     <w:lsdException w:name="Signature" w:semiHidden="1" w:unhideWhenUsed="1"/>
-    <w:lsdException w:name="Default Paragraph Font" w:uiPriority="1" w:semiHidden="1" w:unhideWhenUsed="1"/>
+    <w:lsdException w:name="Default Paragraph Font" w:semiHidden="1" w:uiPriority="1" w:unhideWhenUsed="1"/>
     <w:lsdException w:name="Body Text" w:semiHidden="1" w:unhideWhenUsed="1"/>
     <w:lsdException w:name="Body Text Indent" w:semiHidden="1" w:unhideWhenUsed="1"/>
     <w:lsdException w:name="List Continue" w:semiHidden="1" w:unhideWhenUsed="1"/>
@@ -828,8 +754,8 @@
     <w:lsdException w:name="Subtle Reference" w:uiPriority="31" w:qFormat="1"/>
     <w:lsdException w:name="Intense Reference" w:uiPriority="32" w:qFormat="1"/>
     <w:lsdException w:name="Book Title" w:uiPriority="33" w:qFormat="1"/>
-    <w:lsdException w:name="Bibliography" w:uiPriority="37" w:semiHidden="1" w:unhideWhenUsed="1"/>
-    <w:lsdException w:name="TOC Heading" w:uiPriority="39" w:semiHidden="1" w:unhideWhenUsed="1" w:qFormat="1"/>
+    <w:lsdException w:name="Bibliography" w:semiHidden="1" w:uiPriority="37" w:unhideWhenUsed="1"/>
+    <w:lsdException w:name="TOC Heading" w:semiHidden="1" w:uiPriority="39" w:unhideWhenUsed="1" w:qFormat="1"/>
     <w:lsdException w:name="Plain Table 1" w:uiPriority="41"/>
     <w:lsdException w:name="Plain Table 2" w:uiPriority="42"/>
     <w:lsdException w:name="Plain Table 3" w:uiPriority="43"/>
@@ -940,7 +866,7 @@
     <w:lsdException w:name="Unresolved Mention" w:semiHidden="1" w:unhideWhenUsed="1"/>
     <w:lsdException w:name="Smart Link" w:semiHidden="1" w:unhideWhenUsed="1"/>
   </w:latentStyles>
-  <w:style w:type="paragraph" w:styleId="Normal" w:default="1">
+  <w:style w:type="paragraph" w:default="1" w:styleId="Normal">
     <w:name w:val="Normal"/>
     <w:qFormat/>
   </w:style>
@@ -1057,13 +983,13 @@
       <w:color w:val="666666"/>
     </w:rPr>
   </w:style>
-  <w:style w:type="character" w:styleId="DefaultParagraphFont" w:default="1">
+  <w:style w:type="character" w:default="1" w:styleId="DefaultParagraphFont">
     <w:name w:val="Default Paragraph Font"/>
     <w:uiPriority w:val="1"/>
     <w:semiHidden/>
     <w:unhideWhenUsed/>
   </w:style>
-  <w:style w:type="table" w:styleId="TableNormal" w:default="1">
+  <w:style w:type="table" w:default="1" w:styleId="TableNormal">
     <w:name w:val="Normal Table"/>
     <w:uiPriority w:val="99"/>
     <w:semiHidden/>
@@ -1078,13 +1004,13 @@
       </w:tblCellMar>
     </w:tblPr>
   </w:style>
-  <w:style w:type="numbering" w:styleId="NoList" w:default="1">
+  <w:style w:type="numbering" w:default="1" w:styleId="NoList">
     <w:name w:val="No List"/>
     <w:uiPriority w:val="99"/>
     <w:semiHidden/>
     <w:unhideWhenUsed/>
   </w:style>
-  <w:style w:type="table" w:styleId="TableNormal0" w:customStyle="1">
+  <w:style w:type="table" w:customStyle="1" w:styleId="TableNormal0">
     <w:name w:val="TableNormal"/>
     <w:tblPr>
       <w:tblCellMar>
@@ -1458,6 +1384,15 @@
 </file>
 
 <file path=customXml/item2.xml><?xml version="1.0" encoding="utf-8"?>
+<?mso-contentType ?>
+<FormTemplates xmlns="http://schemas.microsoft.com/sharepoint/v3/contenttype/forms">
+  <Display>DocumentLibraryForm</Display>
+  <Edit>DocumentLibraryForm</Edit>
+  <New>DocumentLibraryForm</New>
+</FormTemplates>
+</file>
+
+<file path=customXml/item3.xml><?xml version="1.0" encoding="utf-8"?>
 <ct:contentTypeSchema xmlns:ct="http://schemas.microsoft.com/office/2006/metadata/contentType" xmlns:ma="http://schemas.microsoft.com/office/2006/metadata/properties/metaAttributes" ct:_="" ma:_="" ma:contentTypeName="Document" ma:contentTypeID="0x010100E524D6195F9B174EB22D34A0882CDF81" ma:contentTypeVersion="13" ma:contentTypeDescription="Create a new document." ma:contentTypeScope="" ma:versionID="622063de2d69391f049452b9f164f92a">
   <xsd:schema xmlns:xsd="http://www.w3.org/2001/XMLSchema" xmlns:xs="http://www.w3.org/2001/XMLSchema" xmlns:p="http://schemas.microsoft.com/office/2006/metadata/properties" xmlns:ns2="58d8882f-f19b-47bf-bbb8-b68957140dd9" xmlns:ns3="4fd28e94-8389-4a0d-a682-e5a2128ad6ac" targetNamespace="http://schemas.microsoft.com/office/2006/metadata/properties" ma:root="true" ma:fieldsID="8321a1d4fbbf72c6e8994c938eb1ee73" ns2:_="" ns3:_="">
     <xsd:import namespace="58d8882f-f19b-47bf-bbb8-b68957140dd9"/>
@@ -1664,15 +1599,6 @@
 </ct:contentTypeSchema>
 </file>
 
-<file path=customXml/item3.xml><?xml version="1.0" encoding="utf-8"?>
-<?mso-contentType ?>
-<FormTemplates xmlns="http://schemas.microsoft.com/sharepoint/v3/contenttype/forms">
-  <Display>DocumentLibraryForm</Display>
-  <Edit>DocumentLibraryForm</Edit>
-  <New>DocumentLibraryForm</New>
-</FormTemplates>
-</file>
-
 <file path=customXml/item4.xml><?xml version="1.0" encoding="utf-8"?>
 <p:properties xmlns:p="http://schemas.microsoft.com/office/2006/metadata/properties" xmlns:xsi="http://www.w3.org/2001/XMLSchema-instance" xmlns:pc="http://schemas.microsoft.com/office/infopath/2007/PartnerControls">
   <documentManagement>
@@ -1694,13 +1620,39 @@
 </file>
 
 <file path=customXml/itemProps2.xml><?xml version="1.0" encoding="utf-8"?>
-<ds:datastoreItem xmlns:ds="http://schemas.openxmlformats.org/officeDocument/2006/customXml" ds:itemID="{C44281E1-8352-4D34-B984-D4C235B140F2}"/>
+<ds:datastoreItem xmlns:ds="http://schemas.openxmlformats.org/officeDocument/2006/customXml" ds:itemID="{68F33CE0-AEBF-4539-87D5-C746B469E675}">
+  <ds:schemaRefs>
+    <ds:schemaRef ds:uri="http://schemas.microsoft.com/sharepoint/v3/contenttype/forms"/>
+  </ds:schemaRefs>
+</ds:datastoreItem>
 </file>
 
 <file path=customXml/itemProps3.xml><?xml version="1.0" encoding="utf-8"?>
-<ds:datastoreItem xmlns:ds="http://schemas.openxmlformats.org/officeDocument/2006/customXml" ds:itemID="{68F33CE0-AEBF-4539-87D5-C746B469E675}"/>
+<ds:datastoreItem xmlns:ds="http://schemas.openxmlformats.org/officeDocument/2006/customXml" ds:itemID="{C44281E1-8352-4D34-B984-D4C235B140F2}">
+  <ds:schemaRefs>
+    <ds:schemaRef ds:uri="http://schemas.microsoft.com/office/2006/metadata/contentType"/>
+    <ds:schemaRef ds:uri="http://schemas.microsoft.com/office/2006/metadata/properties/metaAttributes"/>
+    <ds:schemaRef ds:uri="http://www.w3.org/2001/XMLSchema"/>
+    <ds:schemaRef ds:uri="http://schemas.microsoft.com/office/2006/metadata/properties"/>
+    <ds:schemaRef ds:uri="58d8882f-f19b-47bf-bbb8-b68957140dd9"/>
+    <ds:schemaRef ds:uri="4fd28e94-8389-4a0d-a682-e5a2128ad6ac"/>
+    <ds:schemaRef ds:uri="http://schemas.microsoft.com/office/2006/documentManagement/types"/>
+    <ds:schemaRef ds:uri="http://schemas.microsoft.com/office/infopath/2007/PartnerControls"/>
+    <ds:schemaRef ds:uri="http://schemas.openxmlformats.org/package/2006/metadata/core-properties"/>
+    <ds:schemaRef ds:uri="http://purl.org/dc/elements/1.1/"/>
+    <ds:schemaRef ds:uri="http://purl.org/dc/terms/"/>
+    <ds:schemaRef ds:uri="http://schemas.microsoft.com/internal/obd"/>
+  </ds:schemaRefs>
+</ds:datastoreItem>
 </file>
 
 <file path=customXml/itemProps4.xml><?xml version="1.0" encoding="utf-8"?>
-<ds:datastoreItem xmlns:ds="http://schemas.openxmlformats.org/officeDocument/2006/customXml" ds:itemID="{80E00D98-05B0-48AF-A16E-488BFAE787BF}"/>
+<ds:datastoreItem xmlns:ds="http://schemas.openxmlformats.org/officeDocument/2006/customXml" ds:itemID="{80E00D98-05B0-48AF-A16E-488BFAE787BF}">
+  <ds:schemaRefs>
+    <ds:schemaRef ds:uri="http://schemas.microsoft.com/office/2006/metadata/properties"/>
+    <ds:schemaRef ds:uri="http://schemas.microsoft.com/office/infopath/2007/PartnerControls"/>
+    <ds:schemaRef ds:uri="58d8882f-f19b-47bf-bbb8-b68957140dd9"/>
+    <ds:schemaRef ds:uri="4fd28e94-8389-4a0d-a682-e5a2128ad6ac"/>
+  </ds:schemaRefs>
+</ds:datastoreItem>
 </file>
--- a/Module 7 Team Contract.docx
+++ b/Module 7 Team Contract.docx
@@ -86,7 +86,13 @@
     </w:p>
     <w:p>
       <w:r>
-        <w:t>____ Once per week</w:t>
+        <w:t>__</w:t>
+      </w:r>
+      <w:r>
+        <w:t>1</w:t>
+      </w:r>
+      <w:r>
+        <w:t>__ Once per week</w:t>
       </w:r>
     </w:p>
     <w:p>
@@ -115,7 +121,33 @@
         <w:rPr>
           <w:lang w:val="en-US"/>
         </w:rPr>
-        <w:t xml:space="preserve">____ On certain day(s) of the week:   M.   T.   W.   Th.   F.   Sa.  Su </w:t>
+        <w:t>__</w:t>
+      </w:r>
+      <w:r>
+        <w:rPr>
+          <w:lang w:val="en-US"/>
+        </w:rPr>
+        <w:t>F</w:t>
+      </w:r>
+      <w:r>
+        <w:rPr>
+          <w:lang w:val="en-US"/>
+        </w:rPr>
+        <w:t xml:space="preserve">__ </w:t>
+      </w:r>
+      <w:proofErr w:type="gramStart"/>
+      <w:r>
+        <w:rPr>
+          <w:lang w:val="en-US"/>
+        </w:rPr>
+        <w:t>On</w:t>
+      </w:r>
+      <w:proofErr w:type="gramEnd"/>
+      <w:r>
+        <w:rPr>
+          <w:lang w:val="en-US"/>
+        </w:rPr>
+        <w:t xml:space="preserve"> certain day(s) of the week:   M.   T.   W.   Th.   F.   Sa.  Su </w:t>
       </w:r>
       <w:r>
         <w:rPr>
@@ -137,7 +169,19 @@
         <w:rPr>
           <w:lang w:val="en-US"/>
         </w:rPr>
-        <w:t xml:space="preserve">____ At ______time of day </w:t>
+        <w:t>____ At __</w:t>
+      </w:r>
+      <w:r>
+        <w:rPr>
+          <w:lang w:val="en-US"/>
+        </w:rPr>
+        <w:t>4:00pm</w:t>
+      </w:r>
+      <w:r>
+        <w:rPr>
+          <w:lang w:val="en-US"/>
+        </w:rPr>
+        <w:t xml:space="preserve">____time of day </w:t>
       </w:r>
       <w:r>
         <w:rPr>
@@ -172,12 +216,44 @@
     </w:p>
     <w:p>
       <w:r>
-        <w:t>____ By email</w:t>
-      </w:r>
-    </w:p>
-    <w:p>
-      <w:r>
-        <w:t>____ By group chat on WhatsApp</w:t>
+        <w:t>__</w:t>
+      </w:r>
+      <w:proofErr w:type="gramStart"/>
+      <w:r>
+        <w:t>yes</w:t>
+      </w:r>
+      <w:proofErr w:type="gramEnd"/>
+      <w:r>
+        <w:t xml:space="preserve">__ </w:t>
+      </w:r>
+      <w:proofErr w:type="gramStart"/>
+      <w:r>
+        <w:t>By</w:t>
+      </w:r>
+      <w:proofErr w:type="gramEnd"/>
+      <w:r>
+        <w:t xml:space="preserve"> email</w:t>
+      </w:r>
+    </w:p>
+    <w:p>
+      <w:r>
+        <w:t>__</w:t>
+      </w:r>
+      <w:proofErr w:type="gramStart"/>
+      <w:r>
+        <w:t>yes</w:t>
+      </w:r>
+      <w:proofErr w:type="gramEnd"/>
+      <w:r>
+        <w:t xml:space="preserve">__ </w:t>
+      </w:r>
+      <w:proofErr w:type="gramStart"/>
+      <w:r>
+        <w:t>By</w:t>
+      </w:r>
+      <w:proofErr w:type="gramEnd"/>
+      <w:r>
+        <w:t xml:space="preserve"> group chat on WhatsApp</w:t>
       </w:r>
     </w:p>
     <w:p>
@@ -202,7 +278,13 @@
     </w:p>
     <w:p>
       <w:r>
-        <w:t>____ By Zoom</w:t>
+        <w:t>__</w:t>
+      </w:r>
+      <w:r>
+        <w:t>yes</w:t>
+      </w:r>
+      <w:r>
+        <w:t>_ By Zoom</w:t>
       </w:r>
     </w:p>
     <w:p>
@@ -239,6 +321,12 @@
           <w:u w:val="single"/>
         </w:rPr>
         <w:t>_</w:t>
+      </w:r>
+      <w:r>
+        <w:rPr>
+          <w:u w:val="single"/>
+        </w:rPr>
+        <w:t>yes</w:t>
       </w:r>
       <w:r>
         <w:t>__ 24 hours</w:t>
@@ -287,6 +375,9 @@
       <w:r>
         <w:t xml:space="preserve">Team Member 1 Full name: </w:t>
       </w:r>
+      <w:r>
+        <w:t>Awais Elahi</w:t>
+      </w:r>
     </w:p>
     <w:p>
       <w:pPr>
@@ -303,6 +394,12 @@
         </w:rPr>
         <w:t xml:space="preserve"> </w:t>
       </w:r>
+      <w:r>
+        <w:rPr>
+          <w:rFonts w:ascii="Lobster" w:eastAsia="Lobster" w:hAnsi="Lobster" w:cs="Lobster"/>
+        </w:rPr>
+        <w:t>Awais</w:t>
+      </w:r>
     </w:p>
     <w:p>
       <w:pPr>
@@ -313,12 +410,23 @@
       <w:r>
         <w:t xml:space="preserve">Date: </w:t>
       </w:r>
+      <w:r>
+        <w:t>March 22, 2026</w:t>
+      </w:r>
     </w:p>
     <w:p/>
     <w:p>
       <w:r>
         <w:t xml:space="preserve">Team Member 2 Full name: </w:t>
       </w:r>
+      <w:proofErr w:type="spellStart"/>
+      <w:r>
+        <w:t>Rojit</w:t>
+      </w:r>
+      <w:proofErr w:type="spellEnd"/>
+      <w:r>
+        <w:t xml:space="preserve"> Gurung</w:t>
+      </w:r>
     </w:p>
     <w:p>
       <w:pPr>
@@ -333,6 +441,9 @@
     <w:p>
       <w:r>
         <w:t xml:space="preserve">Date: </w:t>
+      </w:r>
+      <w:r>
+        <w:t>March 22, 2026</w:t>
       </w:r>
     </w:p>
     <w:p/>
@@ -1384,12 +1495,14 @@
 </file>
 
 <file path=customXml/item2.xml><?xml version="1.0" encoding="utf-8"?>
-<?mso-contentType ?>
-<FormTemplates xmlns="http://schemas.microsoft.com/sharepoint/v3/contenttype/forms">
-  <Display>DocumentLibraryForm</Display>
-  <Edit>DocumentLibraryForm</Edit>
-  <New>DocumentLibraryForm</New>
-</FormTemplates>
+<p:properties xmlns:p="http://schemas.microsoft.com/office/2006/metadata/properties" xmlns:xsi="http://www.w3.org/2001/XMLSchema-instance" xmlns:pc="http://schemas.microsoft.com/office/infopath/2007/PartnerControls">
+  <documentManagement>
+    <lcf76f155ced4ddcb4097134ff3c332f xmlns="58d8882f-f19b-47bf-bbb8-b68957140dd9">
+      <Terms xmlns="http://schemas.microsoft.com/office/infopath/2007/PartnerControls"/>
+    </lcf76f155ced4ddcb4097134ff3c332f>
+    <TaxCatchAll xmlns="4fd28e94-8389-4a0d-a682-e5a2128ad6ac" xsi:nil="true"/>
+  </documentManagement>
+</p:properties>
 </file>
 
 <file path=customXml/item3.xml><?xml version="1.0" encoding="utf-8"?>
@@ -1600,14 +1713,12 @@
 </file>
 
 <file path=customXml/item4.xml><?xml version="1.0" encoding="utf-8"?>
-<p:properties xmlns:p="http://schemas.microsoft.com/office/2006/metadata/properties" xmlns:xsi="http://www.w3.org/2001/XMLSchema-instance" xmlns:pc="http://schemas.microsoft.com/office/infopath/2007/PartnerControls">
-  <documentManagement>
-    <lcf76f155ced4ddcb4097134ff3c332f xmlns="58d8882f-f19b-47bf-bbb8-b68957140dd9">
-      <Terms xmlns="http://schemas.microsoft.com/office/infopath/2007/PartnerControls"/>
-    </lcf76f155ced4ddcb4097134ff3c332f>
-    <TaxCatchAll xmlns="4fd28e94-8389-4a0d-a682-e5a2128ad6ac" xsi:nil="true"/>
-  </documentManagement>
-</p:properties>
+<?mso-contentType ?>
+<FormTemplates xmlns="http://schemas.microsoft.com/sharepoint/v3/contenttype/forms">
+  <Display>DocumentLibraryForm</Display>
+  <Edit>DocumentLibraryForm</Edit>
+  <New>DocumentLibraryForm</New>
+</FormTemplates>
 </file>
 
 <file path=customXml/itemProps1.xml><?xml version="1.0" encoding="utf-8"?>
@@ -1620,9 +1731,12 @@
 </file>
 
 <file path=customXml/itemProps2.xml><?xml version="1.0" encoding="utf-8"?>
-<ds:datastoreItem xmlns:ds="http://schemas.openxmlformats.org/officeDocument/2006/customXml" ds:itemID="{68F33CE0-AEBF-4539-87D5-C746B469E675}">
+<ds:datastoreItem xmlns:ds="http://schemas.openxmlformats.org/officeDocument/2006/customXml" ds:itemID="{80E00D98-05B0-48AF-A16E-488BFAE787BF}">
   <ds:schemaRefs>
-    <ds:schemaRef ds:uri="http://schemas.microsoft.com/sharepoint/v3/contenttype/forms"/>
+    <ds:schemaRef ds:uri="http://schemas.microsoft.com/office/2006/metadata/properties"/>
+    <ds:schemaRef ds:uri="http://schemas.microsoft.com/office/infopath/2007/PartnerControls"/>
+    <ds:schemaRef ds:uri="58d8882f-f19b-47bf-bbb8-b68957140dd9"/>
+    <ds:schemaRef ds:uri="4fd28e94-8389-4a0d-a682-e5a2128ad6ac"/>
   </ds:schemaRefs>
 </ds:datastoreItem>
 </file>
@@ -1647,12 +1761,9 @@
 </file>
 
 <file path=customXml/itemProps4.xml><?xml version="1.0" encoding="utf-8"?>
-<ds:datastoreItem xmlns:ds="http://schemas.openxmlformats.org/officeDocument/2006/customXml" ds:itemID="{80E00D98-05B0-48AF-A16E-488BFAE787BF}">
+<ds:datastoreItem xmlns:ds="http://schemas.openxmlformats.org/officeDocument/2006/customXml" ds:itemID="{68F33CE0-AEBF-4539-87D5-C746B469E675}">
   <ds:schemaRefs>
-    <ds:schemaRef ds:uri="http://schemas.microsoft.com/office/2006/metadata/properties"/>
-    <ds:schemaRef ds:uri="http://schemas.microsoft.com/office/infopath/2007/PartnerControls"/>
-    <ds:schemaRef ds:uri="58d8882f-f19b-47bf-bbb8-b68957140dd9"/>
-    <ds:schemaRef ds:uri="4fd28e94-8389-4a0d-a682-e5a2128ad6ac"/>
+    <ds:schemaRef ds:uri="http://schemas.microsoft.com/sharepoint/v3/contenttype/forms"/>
   </ds:schemaRefs>
 </ds:datastoreItem>
 </file>